--- a/deliverables/qc_gap_analysis/BLANK_TEMPLATES/DOCX/ImB_Specification_BLANK_TEMPLATE.docx
+++ b/deliverables/qc_gap_analysis/BLANK_TEMPLATES/DOCX/ImB_Specification_BLANK_TEMPLATE.docx
@@ -4576,60 +4576,6 @@
     </w:p>
     <w:p>
       <w:pPr>
-        <w:framePr w:w="170" w:hRule="auto" w:wrap="none" w:vAnchor="page" w:hAnchor="page" w:x="1943" w:y="3712"/>
-        <w:spacing w:before="0" w:after="0" w:line="110" w:lineRule="exact"/>
-        <w:ind w:left="0" w:right="0" w:firstLine="0"/>
-        <w:jc w:val="left"/>
-      </w:pPr>
-      <w:r>
-        <w:rPr>
-          <w:rFonts w:ascii="Montserrat" w:hAnsi="Montserrat" w:cs="Montserrat" w:eastAsia="Montserrat"/>
-          <w:b/>
-          <w:i w:val="0"/>
-          <w:color w:val="FFFFFF"/>
-          <w:kern w:val="0"/>
-          <w:sz w:val="11"/>
-          <w:szCs w:val="11"/>
-        </w:rPr>
-        <w:t>☐</w:t>
-      </w:r>
-    </w:p>
-    <w:p>
-      <w:pPr>
-        <w:framePr w:w="566" w:hRule="auto" w:wrap="none" w:vAnchor="page" w:hAnchor="page" w:x="2012" w:y="3699"/>
-        <w:spacing w:before="0" w:after="0" w:line="110" w:lineRule="exact"/>
-        <w:ind w:left="0" w:right="0" w:firstLine="0"/>
-        <w:jc w:val="left"/>
-      </w:pPr>
-      <w:r>
-        <w:rPr>
-          <w:rFonts w:ascii="Montserrat" w:hAnsi="Montserrat" w:cs="Montserrat" w:eastAsia="Montserrat"/>
-          <w:b/>
-          <w:i w:val="0"/>
-          <w:color w:val="FFFFFF"/>
-          <w:spacing w:val="-1"/>
-          <w:kern w:val="0"/>
-          <w:sz w:val="11"/>
-          <w:szCs w:val="11"/>
-        </w:rPr>
-        <w:t xml:space="preserve"> HY</w:t>
-      </w:r>
-      <w:r>
-        <w:rPr>
-          <w:rFonts w:ascii="Montserrat" w:hAnsi="Montserrat" w:cs="Montserrat" w:eastAsia="Montserrat"/>
-          <w:b/>
-          <w:i w:val="0"/>
-          <w:color w:val="FFFFFF"/>
-          <w:spacing w:val="-2"/>
-          <w:kern w:val="0"/>
-          <w:sz w:val="11"/>
-          <w:szCs w:val="11"/>
-        </w:rPr>
-        <w:t>BRID</w:t>
-      </w:r>
-    </w:p>
-    <w:p>
-      <w:pPr>
         <w:framePr w:w="170" w:hRule="auto" w:wrap="none" w:vAnchor="page" w:hAnchor="page" w:x="1943" w:y="3697"/>
         <w:spacing w:before="0" w:after="0" w:line="110" w:lineRule="exact"/>
         <w:ind w:left="0" w:right="0" w:firstLine="0"/>
@@ -4684,60 +4630,6 @@
     </w:p>
     <w:p>
       <w:pPr>
-        <w:framePr w:w="170" w:hRule="auto" w:wrap="none" w:vAnchor="page" w:hAnchor="page" w:x="1943" w:y="3937"/>
-        <w:spacing w:before="0" w:after="0" w:line="110" w:lineRule="exact"/>
-        <w:ind w:left="0" w:right="0" w:firstLine="0"/>
-        <w:jc w:val="left"/>
-      </w:pPr>
-      <w:r>
-        <w:rPr>
-          <w:rFonts w:ascii="Montserrat" w:hAnsi="Montserrat" w:cs="Montserrat" w:eastAsia="Montserrat"/>
-          <w:b/>
-          <w:i w:val="0"/>
-          <w:color w:val="FFFFFF"/>
-          <w:kern w:val="0"/>
-          <w:sz w:val="11"/>
-          <w:szCs w:val="11"/>
-        </w:rPr>
-        <w:t>☐</w:t>
-      </w:r>
-    </w:p>
-    <w:p>
-      <w:pPr>
-        <w:framePr w:w="527" w:hRule="auto" w:wrap="none" w:vAnchor="page" w:hAnchor="page" w:x="2012" w:y="3924"/>
-        <w:spacing w:before="0" w:after="0" w:line="110" w:lineRule="exact"/>
-        <w:ind w:left="0" w:right="0" w:firstLine="0"/>
-        <w:jc w:val="left"/>
-      </w:pPr>
-      <w:r>
-        <w:rPr>
-          <w:rFonts w:ascii="Montserrat" w:hAnsi="Montserrat" w:cs="Montserrat" w:eastAsia="Montserrat"/>
-          <w:b/>
-          <w:i w:val="0"/>
-          <w:color w:val="FFFFFF"/>
-          <w:spacing w:val="6"/>
-          <w:kern w:val="0"/>
-          <w:sz w:val="11"/>
-          <w:szCs w:val="11"/>
-        </w:rPr>
-        <w:t xml:space="preserve"> </w:t>
-      </w:r>
-      <w:r>
-        <w:rPr>
-          <w:rFonts w:ascii="Montserrat" w:hAnsi="Montserrat" w:cs="Montserrat" w:eastAsia="Montserrat"/>
-          <w:b/>
-          <w:i w:val="0"/>
-          <w:color w:val="FFFFFF"/>
-          <w:spacing w:val="5"/>
-          <w:kern w:val="0"/>
-          <w:sz w:val="11"/>
-          <w:szCs w:val="11"/>
-        </w:rPr>
-        <w:t>INDICA</w:t>
-      </w:r>
-    </w:p>
-    <w:p>
-      <w:pPr>
         <w:framePr w:w="170" w:hRule="auto" w:wrap="none" w:vAnchor="page" w:hAnchor="page" w:x="1943" w:y="3922"/>
         <w:spacing w:before="0" w:after="0" w:line="110" w:lineRule="exact"/>
         <w:ind w:left="0" w:right="0" w:firstLine="0"/>
@@ -4792,60 +4684,6 @@
     </w:p>
     <w:p>
       <w:pPr>
-        <w:framePr w:w="170" w:hRule="auto" w:wrap="none" w:vAnchor="page" w:hAnchor="page" w:x="3284" w:y="3937"/>
-        <w:spacing w:before="0" w:after="0" w:line="110" w:lineRule="exact"/>
-        <w:ind w:left="0" w:right="0" w:firstLine="0"/>
-        <w:jc w:val="left"/>
-      </w:pPr>
-      <w:r>
-        <w:rPr>
-          <w:rFonts w:ascii="Montserrat" w:hAnsi="Montserrat" w:cs="Montserrat" w:eastAsia="Montserrat"/>
-          <w:b/>
-          <w:i w:val="0"/>
-          <w:color w:val="FFFFFF"/>
-          <w:kern w:val="0"/>
-          <w:sz w:val="11"/>
-          <w:szCs w:val="11"/>
-        </w:rPr>
-        <w:t>☐</w:t>
-      </w:r>
-    </w:p>
-    <w:p>
-      <w:pPr>
-        <w:framePr w:w="536" w:hRule="auto" w:wrap="none" w:vAnchor="page" w:hAnchor="page" w:x="3353" w:y="3924"/>
-        <w:spacing w:before="0" w:after="0" w:line="110" w:lineRule="exact"/>
-        <w:ind w:left="0" w:right="0" w:firstLine="0"/>
-        <w:jc w:val="left"/>
-      </w:pPr>
-      <w:r>
-        <w:rPr>
-          <w:rFonts w:ascii="Montserrat" w:hAnsi="Montserrat" w:cs="Montserrat" w:eastAsia="Montserrat"/>
-          <w:b/>
-          <w:i w:val="0"/>
-          <w:color w:val="FFFFFF"/>
-          <w:spacing w:val="4"/>
-          <w:kern w:val="0"/>
-          <w:sz w:val="11"/>
-          <w:szCs w:val="11"/>
-        </w:rPr>
-        <w:t xml:space="preserve"> SAT</w:t>
-      </w:r>
-      <w:r>
-        <w:rPr>
-          <w:rFonts w:ascii="Montserrat" w:hAnsi="Montserrat" w:cs="Montserrat" w:eastAsia="Montserrat"/>
-          <w:b/>
-          <w:i w:val="0"/>
-          <w:color w:val="FFFFFF"/>
-          <w:spacing w:val="3"/>
-          <w:kern w:val="0"/>
-          <w:sz w:val="11"/>
-          <w:szCs w:val="11"/>
-        </w:rPr>
-        <w:t>IVA</w:t>
-      </w:r>
-    </w:p>
-    <w:p>
-      <w:pPr>
         <w:framePr w:w="170" w:hRule="auto" w:wrap="none" w:vAnchor="page" w:hAnchor="page" w:x="3284" w:y="3922"/>
         <w:spacing w:before="0" w:after="0" w:line="110" w:lineRule="exact"/>
         <w:ind w:left="0" w:right="0" w:firstLine="0"/>
@@ -4900,60 +4738,6 @@
     </w:p>
     <w:p>
       <w:pPr>
-        <w:framePr w:w="170" w:hRule="auto" w:wrap="none" w:vAnchor="page" w:hAnchor="page" w:x="7022" w:y="3712"/>
-        <w:spacing w:before="0" w:after="0" w:line="110" w:lineRule="exact"/>
-        <w:ind w:left="0" w:right="0" w:firstLine="0"/>
-        <w:jc w:val="left"/>
-      </w:pPr>
-      <w:r>
-        <w:rPr>
-          <w:rFonts w:ascii="Montserrat" w:hAnsi="Montserrat" w:cs="Montserrat" w:eastAsia="Montserrat"/>
-          <w:b/>
-          <w:i w:val="0"/>
-          <w:color w:val="FFFFFF"/>
-          <w:kern w:val="0"/>
-          <w:sz w:val="11"/>
-          <w:szCs w:val="11"/>
-        </w:rPr>
-        <w:t>☐</w:t>
-      </w:r>
-    </w:p>
-    <w:p>
-      <w:pPr>
-        <w:framePr w:w="348" w:hRule="auto" w:wrap="none" w:vAnchor="page" w:hAnchor="page" w:x="7091" w:y="3699"/>
-        <w:spacing w:before="0" w:after="0" w:line="110" w:lineRule="exact"/>
-        <w:ind w:left="0" w:right="0" w:firstLine="0"/>
-        <w:jc w:val="left"/>
-      </w:pPr>
-      <w:r>
-        <w:rPr>
-          <w:rFonts w:ascii="Montserrat" w:hAnsi="Montserrat" w:cs="Montserrat" w:eastAsia="Montserrat"/>
-          <w:b/>
-          <w:i w:val="0"/>
-          <w:color w:val="FFFFFF"/>
-          <w:spacing w:val="2"/>
-          <w:kern w:val="0"/>
-          <w:sz w:val="11"/>
-          <w:szCs w:val="11"/>
-        </w:rPr>
-        <w:t xml:space="preserve"> </w:t>
-      </w:r>
-      <w:r>
-        <w:rPr>
-          <w:rFonts w:ascii="Montserrat" w:hAnsi="Montserrat" w:cs="Montserrat" w:eastAsia="Montserrat"/>
-          <w:b/>
-          <w:i w:val="0"/>
-          <w:color w:val="FFFFFF"/>
-          <w:spacing w:val="1"/>
-          <w:kern w:val="0"/>
-          <w:sz w:val="11"/>
-          <w:szCs w:val="11"/>
-        </w:rPr>
-        <w:t>THC</w:t>
-      </w:r>
-    </w:p>
-    <w:p>
-      <w:pPr>
         <w:framePr w:w="170" w:hRule="auto" w:wrap="none" w:vAnchor="page" w:hAnchor="page" w:x="7022" w:y="3697"/>
         <w:spacing w:before="0" w:after="0" w:line="110" w:lineRule="exact"/>
         <w:ind w:left="0" w:right="0" w:firstLine="0"/>
@@ -5008,60 +4792,6 @@
     </w:p>
     <w:p>
       <w:pPr>
-        <w:framePr w:w="170" w:hRule="auto" w:wrap="none" w:vAnchor="page" w:hAnchor="page" w:x="7022" w:y="3922"/>
-        <w:spacing w:before="0" w:after="0" w:line="110" w:lineRule="exact"/>
-        <w:ind w:left="0" w:right="0" w:firstLine="0"/>
-        <w:jc w:val="left"/>
-      </w:pPr>
-      <w:r>
-        <w:rPr>
-          <w:rFonts w:ascii="Montserrat" w:hAnsi="Montserrat" w:cs="Montserrat" w:eastAsia="Montserrat"/>
-          <w:b/>
-          <w:i w:val="0"/>
-          <w:color w:val="FFFFFF"/>
-          <w:kern w:val="0"/>
-          <w:sz w:val="11"/>
-          <w:szCs w:val="11"/>
-        </w:rPr>
-        <w:t>☐</w:t>
-      </w:r>
-    </w:p>
-    <w:p>
-      <w:pPr>
-        <w:framePr w:w="366" w:hRule="auto" w:wrap="none" w:vAnchor="page" w:hAnchor="page" w:x="7091" w:y="3909"/>
-        <w:spacing w:before="0" w:after="0" w:line="110" w:lineRule="exact"/>
-        <w:ind w:left="0" w:right="0" w:firstLine="0"/>
-        <w:jc w:val="left"/>
-      </w:pPr>
-      <w:r>
-        <w:rPr>
-          <w:rFonts w:ascii="Montserrat" w:hAnsi="Montserrat" w:cs="Montserrat" w:eastAsia="Montserrat"/>
-          <w:b/>
-          <w:i w:val="0"/>
-          <w:color w:val="FFFFFF"/>
-          <w:spacing w:val="-4"/>
-          <w:kern w:val="0"/>
-          <w:sz w:val="11"/>
-          <w:szCs w:val="11"/>
-        </w:rPr>
-        <w:t xml:space="preserve"> </w:t>
-      </w:r>
-      <w:r>
-        <w:rPr>
-          <w:rFonts w:ascii="Montserrat" w:hAnsi="Montserrat" w:cs="Montserrat" w:eastAsia="Montserrat"/>
-          <w:b/>
-          <w:i w:val="0"/>
-          <w:color w:val="FFFFFF"/>
-          <w:spacing w:val="-5"/>
-          <w:kern w:val="0"/>
-          <w:sz w:val="11"/>
-          <w:szCs w:val="11"/>
-        </w:rPr>
-        <w:t>CBD</w:t>
-      </w:r>
-    </w:p>
-    <w:p>
-      <w:pPr>
         <w:framePr w:w="170" w:hRule="auto" w:wrap="none" w:vAnchor="page" w:hAnchor="page" w:x="7022" w:y="3907"/>
         <w:spacing w:before="0" w:after="0" w:line="110" w:lineRule="exact"/>
         <w:ind w:left="0" w:right="0" w:firstLine="0"/>
@@ -5116,60 +4846,6 @@
     </w:p>
     <w:p>
       <w:pPr>
-        <w:framePr w:w="170" w:hRule="auto" w:wrap="none" w:vAnchor="page" w:hAnchor="page" w:x="10594" w:y="3712"/>
-        <w:spacing w:before="0" w:after="0" w:line="110" w:lineRule="exact"/>
-        <w:ind w:left="0" w:right="0" w:firstLine="0"/>
-        <w:jc w:val="left"/>
-      </w:pPr>
-      <w:r>
-        <w:rPr>
-          <w:rFonts w:ascii="Montserrat" w:hAnsi="Montserrat" w:cs="Montserrat" w:eastAsia="Montserrat"/>
-          <w:b/>
-          <w:i w:val="0"/>
-          <w:color w:val="FFFFFF"/>
-          <w:kern w:val="0"/>
-          <w:sz w:val="11"/>
-          <w:szCs w:val="11"/>
-        </w:rPr>
-        <w:t>☐</w:t>
-      </w:r>
-    </w:p>
-    <w:p>
-      <w:pPr>
-        <w:framePr w:w="668" w:hRule="auto" w:wrap="none" w:vAnchor="page" w:hAnchor="page" w:x="10663" w:y="3699"/>
-        <w:spacing w:before="0" w:after="0" w:line="110" w:lineRule="exact"/>
-        <w:ind w:left="0" w:right="0" w:firstLine="0"/>
-        <w:jc w:val="left"/>
-      </w:pPr>
-      <w:r>
-        <w:rPr>
-          <w:rFonts w:ascii="Montserrat" w:hAnsi="Montserrat" w:cs="Montserrat" w:eastAsia="Montserrat"/>
-          <w:b/>
-          <w:i w:val="0"/>
-          <w:color w:val="FFFFFF"/>
-          <w:spacing w:val="-5"/>
-          <w:kern w:val="0"/>
-          <w:sz w:val="11"/>
-          <w:szCs w:val="11"/>
-        </w:rPr>
-        <w:t xml:space="preserve"> </w:t>
-      </w:r>
-      <w:r>
-        <w:rPr>
-          <w:rFonts w:ascii="Montserrat" w:hAnsi="Montserrat" w:cs="Montserrat" w:eastAsia="Montserrat"/>
-          <w:b/>
-          <w:i w:val="0"/>
-          <w:color w:val="FFFFFF"/>
-          <w:spacing w:val="-6"/>
-          <w:kern w:val="0"/>
-          <w:sz w:val="11"/>
-          <w:szCs w:val="11"/>
-        </w:rPr>
-        <w:t>MACHINE</w:t>
-      </w:r>
-    </w:p>
-    <w:p>
-      <w:pPr>
         <w:framePr w:w="170" w:hRule="auto" w:wrap="none" w:vAnchor="page" w:hAnchor="page" w:x="10594" w:y="3697"/>
         <w:spacing w:before="0" w:after="0" w:line="110" w:lineRule="exact"/>
         <w:ind w:left="0" w:right="0" w:firstLine="0"/>
@@ -5224,47 +4900,6 @@
     </w:p>
     <w:p>
       <w:pPr>
-        <w:framePr w:w="170" w:hRule="auto" w:wrap="none" w:vAnchor="page" w:hAnchor="page" w:x="10697" w:y="3922"/>
-        <w:spacing w:before="0" w:after="0" w:line="110" w:lineRule="exact"/>
-        <w:ind w:left="0" w:right="0" w:firstLine="0"/>
-        <w:jc w:val="left"/>
-      </w:pPr>
-      <w:r>
-        <w:rPr>
-          <w:rFonts w:ascii="Montserrat" w:hAnsi="Montserrat" w:cs="Montserrat" w:eastAsia="Montserrat"/>
-          <w:b/>
-          <w:i w:val="0"/>
-          <w:color w:val="FFFFFF"/>
-          <w:kern w:val="0"/>
-          <w:sz w:val="11"/>
-          <w:szCs w:val="11"/>
-        </w:rPr>
-        <w:t>☐</w:t>
-      </w:r>
-    </w:p>
-    <w:p>
-      <w:pPr>
-        <w:framePr w:w="464" w:hRule="auto" w:wrap="none" w:vAnchor="page" w:hAnchor="page" w:x="10766" w:y="3909"/>
-        <w:spacing w:before="0" w:after="0" w:line="110" w:lineRule="exact"/>
-        <w:ind w:left="0" w:right="0" w:firstLine="0"/>
-        <w:jc w:val="left"/>
-      </w:pPr>
-      <w:r>
-        <w:rPr>
-          <w:rFonts w:ascii="Montserrat" w:hAnsi="Montserrat" w:cs="Montserrat" w:eastAsia="Montserrat"/>
-          <w:b/>
-          <w:i w:val="0"/>
-          <w:color w:val="FFFFFF"/>
-          <w:spacing w:val="-11"/>
-          <w:kern w:val="0"/>
-          <w:sz w:val="11"/>
-          <w:szCs w:val="11"/>
-        </w:rPr>
-        <w:t xml:space="preserve"> HAND</w:t>
-      </w:r>
-    </w:p>
-    <w:p>
-      <w:pPr>
         <w:framePr w:w="170" w:hRule="auto" w:wrap="none" w:vAnchor="page" w:hAnchor="page" w:x="10697" w:y="3907"/>
         <w:spacing w:before="0" w:after="0" w:line="110" w:lineRule="exact"/>
         <w:ind w:left="0" w:right="0" w:firstLine="0"/>
@@ -5374,39 +5009,6 @@
     </w:p>
     <w:p>
       <w:pPr>
-        <w:framePr w:w="420" w:hRule="auto" w:wrap="none" w:vAnchor="page" w:hAnchor="page" w:x="2537" w:y="3699"/>
-        <w:spacing w:before="0" w:after="0" w:line="90" w:lineRule="exact"/>
-        <w:ind w:left="0" w:right="0" w:firstLine="0"/>
-        <w:jc w:val="left"/>
-      </w:pPr>
-      <w:r>
-        <w:rPr>
-          <w:rFonts w:ascii="Montserrat" w:hAnsi="Montserrat" w:cs="Montserrat" w:eastAsia="Montserrat"/>
-          <w:b/>
-          <w:i w:val="0"/>
-          <w:color w:val="FFFFFF"/>
-          <w:kern w:val="0"/>
-          <w:sz w:val="9"/>
-          <w:szCs w:val="9"/>
-        </w:rPr>
-        <w:t>IN</w:t>
-      </w:r>
-      <w:r>
-        <w:rPr>
-          <w:rFonts w:ascii="Montserrat" w:hAnsi="Montserrat" w:cs="Montserrat" w:eastAsia="Montserrat"/>
-          <w:b/>
-          <w:i w:val="0"/>
-          <w:color w:val="FFFFFF"/>
-          <w:spacing w:val="-1"/>
-          <w:kern w:val="0"/>
-          <w:sz w:val="9"/>
-          <w:szCs w:val="9"/>
-        </w:rPr>
-        <w:t>DICA</w:t>
-      </w:r>
-    </w:p>
-    <w:p>
-      <w:pPr>
         <w:framePr w:w="420" w:hRule="auto" w:wrap="none" w:vAnchor="page" w:hAnchor="page" w:x="2537" w:y="3684"/>
         <w:spacing w:before="0" w:after="0" w:line="90" w:lineRule="exact"/>
         <w:ind w:left="0" w:right="0" w:firstLine="0"/>
@@ -5508,40 +5110,6 @@
     </w:p>
     <w:p>
       <w:pPr>
-        <w:framePr w:w="548" w:hRule="auto" w:wrap="none" w:vAnchor="page" w:hAnchor="page" w:x="3100" w:y="3699"/>
-        <w:spacing w:before="0" w:after="0" w:line="90" w:lineRule="exact"/>
-        <w:ind w:left="0" w:right="0" w:firstLine="0"/>
-        <w:jc w:val="left"/>
-      </w:pPr>
-      <w:r>
-        <w:rPr>
-          <w:rFonts w:ascii="Montserrat" w:hAnsi="Montserrat" w:cs="Montserrat" w:eastAsia="Montserrat"/>
-          <w:b/>
-          <w:i w:val="0"/>
-          <w:color w:val="FFFFFF"/>
-          <w:spacing w:val="11"/>
-          <w:kern w:val="0"/>
-          <w:sz w:val="9"/>
-          <w:szCs w:val="9"/>
-        </w:rPr>
-        <w:t xml:space="preserve"> : SAT</w:t>
-      </w:r>
-      <w:r>
-        <w:rPr>
-          <w:rFonts w:ascii="Montserrat" w:hAnsi="Montserrat" w:cs="Montserrat" w:eastAsia="Montserrat"/>
-          <w:b/>
-          <w:i w:val="0"/>
-          <w:color w:val="FFFFFF"/>
-          <w:spacing w:val="10"/>
-          <w:kern w:val="0"/>
-          <w:sz w:val="9"/>
-          <w:szCs w:val="9"/>
-        </w:rPr>
-        <w:t>IVA</w:t>
-      </w:r>
-    </w:p>
-    <w:p>
-      <w:pPr>
         <w:framePr w:w="548" w:hRule="auto" w:wrap="none" w:vAnchor="page" w:hAnchor="page" w:x="3100" w:y="3684"/>
         <w:spacing w:before="0" w:after="0" w:line="90" w:lineRule="exact"/>
         <w:ind w:left="0" w:right="0" w:firstLine="0"/>
@@ -9120,26 +8688,6 @@
     </w:p>
     <w:p>
       <w:pPr>
-        <w:framePr w:w="313" w:hRule="auto" w:wrap="none" w:vAnchor="page" w:hAnchor="page" w:x="576" w:y="2385"/>
-        <w:spacing w:before="0" w:after="0" w:line="190" w:lineRule="exact"/>
-        <w:ind w:left="0" w:right="0" w:firstLine="0"/>
-        <w:jc w:val="left"/>
-      </w:pPr>
-      <w:r>
-        <w:rPr>
-          <w:rFonts w:ascii="Orbitron ExtraBold" w:hAnsi="Orbitron ExtraBold" w:cs="Orbitron ExtraBold" w:eastAsia="Orbitron ExtraBold"/>
-          <w:b w:val="0"/>
-          <w:i w:val="0"/>
-          <w:color w:val="FFFFFF"/>
-          <w:kern w:val="0"/>
-          <w:sz w:val="19"/>
-          <w:szCs w:val="19"/>
-        </w:rPr>
-        <w:t>01</w:t>
-      </w:r>
-    </w:p>
-    <w:p>
-      <w:pPr>
         <w:framePr w:w="313" w:hRule="auto" w:wrap="none" w:vAnchor="page" w:hAnchor="page" w:x="576" w:y="2370"/>
         <w:spacing w:before="0" w:after="0" w:line="190" w:lineRule="exact"/>
         <w:ind w:left="0" w:right="0" w:firstLine="0"/>
@@ -9160,27 +8708,6 @@
     </w:p>
     <w:p>
       <w:pPr>
-        <w:framePr w:w="143" w:hRule="auto" w:wrap="none" w:vAnchor="page" w:hAnchor="page" w:x="6308" w:y="2417"/>
-        <w:spacing w:before="0" w:after="0" w:line="120" w:lineRule="exact"/>
-        <w:ind w:left="0" w:right="0" w:firstLine="0"/>
-        <w:jc w:val="left"/>
-      </w:pPr>
-      <w:r>
-        <w:rPr>
-          <w:rFonts w:ascii="Orbitron ExtraBold" w:hAnsi="Orbitron ExtraBold" w:cs="Orbitron ExtraBold" w:eastAsia="Orbitron ExtraBold"/>
-          <w:b w:val="0"/>
-          <w:i w:val="0"/>
-          <w:color w:val="FFFFFF"/>
-          <w:spacing w:val="10"/>
-          <w:kern w:val="0"/>
-          <w:sz w:val="12"/>
-          <w:szCs w:val="12"/>
-        </w:rPr>
-        <w:t xml:space="preserve">| </w:t>
-      </w:r>
-    </w:p>
-    <w:p>
-      <w:pPr>
         <w:framePr w:w="143" w:hRule="auto" w:wrap="none" w:vAnchor="page" w:hAnchor="page" w:x="6308" w:y="2402"/>
         <w:spacing w:before="0" w:after="0" w:line="120" w:lineRule="exact"/>
         <w:ind w:left="0" w:right="0" w:firstLine="0"/>
@@ -9202,40 +8729,6 @@
     </w:p>
     <w:p>
       <w:pPr>
-        <w:framePr w:w="4552" w:hRule="auto" w:wrap="none" w:vAnchor="page" w:hAnchor="page" w:x="6388" w:y="2417"/>
-        <w:spacing w:before="0" w:after="0" w:line="120" w:lineRule="exact"/>
-        <w:ind w:left="0" w:right="0" w:firstLine="0"/>
-        <w:jc w:val="left"/>
-      </w:pPr>
-      <w:r>
-        <w:rPr>
-          <w:rFonts w:ascii="Orbitron ExtraBold" w:hAnsi="Orbitron ExtraBold" w:cs="Orbitron ExtraBold" w:eastAsia="Orbitron ExtraBold"/>
-          <w:b w:val="0"/>
-          <w:i w:val="0"/>
-          <w:color w:val="FFFFFF"/>
-          <w:spacing w:val="11"/>
-          <w:kern w:val="0"/>
-          <w:sz w:val="12"/>
-          <w:szCs w:val="12"/>
-        </w:rPr>
-        <w:t>СОРТА И ОПШТ ПРЕГЛЕД НА СПЕЦИФИКАЦ</w:t>
-      </w:r>
-      <w:r>
-        <w:rPr>
-          <w:rFonts w:ascii="Orbitron ExtraBold" w:hAnsi="Orbitron ExtraBold" w:cs="Orbitron ExtraBold" w:eastAsia="Orbitron ExtraBold"/>
-          <w:b w:val="0"/>
-          <w:i w:val="0"/>
-          <w:color w:val="FFFFFF"/>
-          <w:spacing w:val="10"/>
-          <w:kern w:val="0"/>
-          <w:sz w:val="12"/>
-          <w:szCs w:val="12"/>
-        </w:rPr>
-        <w:t>ИЈА НА ПРОИЗВОДОТ</w:t>
-      </w:r>
-    </w:p>
-    <w:p>
-      <w:pPr>
         <w:framePr w:w="4552" w:hRule="auto" w:wrap="none" w:vAnchor="page" w:hAnchor="page" w:x="6388" w:y="2402"/>
         <w:spacing w:before="0" w:after="0" w:line="120" w:lineRule="exact"/>
         <w:ind w:left="0" w:right="0" w:firstLine="0"/>
@@ -9270,26 +8763,6 @@
     </w:p>
     <w:p>
       <w:pPr>
-        <w:framePr w:w="396" w:hRule="auto" w:wrap="none" w:vAnchor="page" w:hAnchor="page" w:x="576" w:y="6045"/>
-        <w:spacing w:before="0" w:after="0" w:line="190" w:lineRule="exact"/>
-        <w:ind w:left="0" w:right="0" w:firstLine="0"/>
-        <w:jc w:val="left"/>
-      </w:pPr>
-      <w:r>
-        <w:rPr>
-          <w:rFonts w:ascii="Orbitron ExtraBold" w:hAnsi="Orbitron ExtraBold" w:cs="Orbitron ExtraBold" w:eastAsia="Orbitron ExtraBold"/>
-          <w:b w:val="0"/>
-          <w:i w:val="0"/>
-          <w:color w:val="FFFFFF"/>
-          <w:kern w:val="0"/>
-          <w:sz w:val="19"/>
-          <w:szCs w:val="19"/>
-        </w:rPr>
-        <w:t>02</w:t>
-      </w:r>
-    </w:p>
-    <w:p>
-      <w:pPr>
         <w:framePr w:w="396" w:hRule="auto" w:wrap="none" w:vAnchor="page" w:hAnchor="page" w:x="576" w:y="6030"/>
         <w:spacing w:before="0" w:after="0" w:line="190" w:lineRule="exact"/>
         <w:ind w:left="0" w:right="0" w:firstLine="0"/>
@@ -9310,27 +8783,6 @@
     </w:p>
     <w:p>
       <w:pPr>
-        <w:framePr w:w="143" w:hRule="auto" w:wrap="none" w:vAnchor="page" w:hAnchor="page" w:x="5875" w:y="6077"/>
-        <w:spacing w:before="0" w:after="0" w:line="120" w:lineRule="exact"/>
-        <w:ind w:left="0" w:right="0" w:firstLine="0"/>
-        <w:jc w:val="left"/>
-      </w:pPr>
-      <w:r>
-        <w:rPr>
-          <w:rFonts w:ascii="Orbitron ExtraBold" w:hAnsi="Orbitron ExtraBold" w:cs="Orbitron ExtraBold" w:eastAsia="Orbitron ExtraBold"/>
-          <w:b w:val="0"/>
-          <w:i w:val="0"/>
-          <w:color w:val="FFFFFF"/>
-          <w:spacing w:val="10"/>
-          <w:kern w:val="0"/>
-          <w:sz w:val="12"/>
-          <w:szCs w:val="12"/>
-        </w:rPr>
-        <w:t xml:space="preserve">| </w:t>
-      </w:r>
-    </w:p>
-    <w:p>
-      <w:pPr>
         <w:framePr w:w="143" w:hRule="auto" w:wrap="none" w:vAnchor="page" w:hAnchor="page" w:x="5875" w:y="6062"/>
         <w:spacing w:before="0" w:after="0" w:line="120" w:lineRule="exact"/>
         <w:ind w:left="0" w:right="0" w:firstLine="0"/>
@@ -9352,40 +8804,6 @@
     </w:p>
     <w:p>
       <w:pPr>
-        <w:framePr w:w="4437" w:hRule="auto" w:wrap="none" w:vAnchor="page" w:hAnchor="page" w:x="5955" w:y="6077"/>
-        <w:spacing w:before="0" w:after="0" w:line="120" w:lineRule="exact"/>
-        <w:ind w:left="0" w:right="0" w:firstLine="0"/>
-        <w:jc w:val="left"/>
-      </w:pPr>
-      <w:r>
-        <w:rPr>
-          <w:rFonts w:ascii="Orbitron ExtraBold" w:hAnsi="Orbitron ExtraBold" w:cs="Orbitron ExtraBold" w:eastAsia="Orbitron ExtraBold"/>
-          <w:b w:val="0"/>
-          <w:i w:val="0"/>
-          <w:color w:val="FFFFFF"/>
-          <w:spacing w:val="10"/>
-          <w:kern w:val="0"/>
-          <w:sz w:val="12"/>
-          <w:szCs w:val="12"/>
-        </w:rPr>
-        <w:t>АНАЛИТИЧК</w:t>
-      </w:r>
-      <w:r>
-        <w:rPr>
-          <w:rFonts w:ascii="Orbitron ExtraBold" w:hAnsi="Orbitron ExtraBold" w:cs="Orbitron ExtraBold" w:eastAsia="Orbitron ExtraBold"/>
-          <w:b w:val="0"/>
-          <w:i w:val="0"/>
-          <w:color w:val="FFFFFF"/>
-          <w:spacing w:val="9"/>
-          <w:kern w:val="0"/>
-          <w:sz w:val="12"/>
-          <w:szCs w:val="12"/>
-        </w:rPr>
-        <w:t>И ПАРАМЕТРИ И КРИТЕРИУМИ ЗА ПРИФАТЛИВОСТ</w:t>
-      </w:r>
-    </w:p>
-    <w:p>
-      <w:pPr>
         <w:framePr w:w="4437" w:hRule="auto" w:wrap="none" w:vAnchor="page" w:hAnchor="page" w:x="5955" w:y="6062"/>
         <w:spacing w:before="0" w:after="0" w:line="120" w:lineRule="exact"/>
         <w:ind w:left="0" w:right="0" w:firstLine="0"/>
@@ -9440,26 +8858,6 @@
     </w:p>
     <w:p>
       <w:pPr>
-        <w:framePr w:w="3625" w:hRule="auto" w:wrap="none" w:vAnchor="page" w:hAnchor="page" w:x="576" w:y="16086"/>
-        <w:spacing w:before="0" w:after="0" w:line="150" w:lineRule="exact"/>
-        <w:ind w:left="0" w:right="0" w:firstLine="0"/>
-        <w:jc w:val="left"/>
-      </w:pPr>
-      <w:r>
-        <w:rPr>
-          <w:rFonts w:ascii="Montserrat SemiBold" w:hAnsi="Montserrat SemiBold" w:cs="Montserrat SemiBold" w:eastAsia="Montserrat SemiBold"/>
-          <w:b w:val="0"/>
-          <w:i w:val="0"/>
-          <w:color w:val="000000"/>
-          <w:kern w:val="0"/>
-          <w:sz w:val="15"/>
-          <w:szCs w:val="15"/>
-        </w:rPr>
-        <w:t>Purely Plant DOOEL · Industriska ulica 9, br. 9,</w:t>
-      </w:r>
-    </w:p>
-    <w:p>
-      <w:pPr>
         <w:framePr w:w="3625" w:hRule="auto" w:wrap="none" w:vAnchor="page" w:hAnchor="page" w:x="576" w:y="16071"/>
         <w:spacing w:before="0" w:after="0" w:line="150" w:lineRule="exact"/>
         <w:ind w:left="0" w:right="0" w:firstLine="0"/>
@@ -9481,26 +8879,6 @@
     <w:p>
       <w:pPr>
         <w:framePr w:w="3918" w:hRule="auto" w:wrap="none" w:vAnchor="page" w:hAnchor="page" w:x="576" w:y="16251"/>
-        <w:spacing w:before="0" w:after="0" w:line="150" w:lineRule="exact"/>
-        <w:ind w:left="0" w:right="0" w:firstLine="0"/>
-        <w:jc w:val="left"/>
-      </w:pPr>
-      <w:r>
-        <w:rPr>
-          <w:rFonts w:ascii="Montserrat SemiBold" w:hAnsi="Montserrat SemiBold" w:cs="Montserrat SemiBold" w:eastAsia="Montserrat SemiBold"/>
-          <w:b w:val="0"/>
-          <w:i w:val="0"/>
-          <w:color w:val="000000"/>
-          <w:kern w:val="0"/>
-          <w:sz w:val="15"/>
-          <w:szCs w:val="15"/>
-        </w:rPr>
-        <w:t>s. Kojlija 1043 · Petrovec-Skopje, North Macedonia</w:t>
-      </w:r>
-    </w:p>
-    <w:p>
-      <w:pPr>
-        <w:framePr w:w="3918" w:hRule="auto" w:wrap="none" w:vAnchor="page" w:hAnchor="page" w:x="576" w:y="16266"/>
         <w:spacing w:before="0" w:after="0" w:line="150" w:lineRule="exact"/>
         <w:ind w:left="0" w:right="0" w:firstLine="0"/>
         <w:jc w:val="left"/>

--- a/deliverables/qc_gap_analysis/BLANK_TEMPLATES/DOCX/ImB_Specification_BLANK_TEMPLATE.docx
+++ b/deliverables/qc_gap_analysis/BLANK_TEMPLATES/DOCX/ImB_Specification_BLANK_TEMPLATE.docx
@@ -52,6 +52,74 @@
     </w:p>
     <w:p>
       <w:pPr>
+        <w:framePr w:w="608" w:hRule="auto" w:wrap="none" w:vAnchor="page" w:hAnchor="page" w:x="2878" w:y="3697"/>
+        <w:spacing w:before="0" w:after="0" w:line="90" w:lineRule="exact"/>
+        <w:ind w:left="0" w:right="0" w:firstLine="0"/>
+        <w:jc w:val="left"/>
+      </w:pPr>
+      <w:r>
+        <w:rPr>
+          <w:rFonts w:ascii="Roboto Mono SemiBold" w:hAnsi="Roboto Mono SemiBold" w:cs="Roboto Mono SemiBold" w:eastAsia="Roboto Mono SemiBold"/>
+          <w:b w:val="0"/>
+          <w:i/>
+          <w:color w:val="1565C0"/>
+          <w:spacing w:val="3"/>
+          <w:kern w:val="0"/>
+          <w:sz w:val="9"/>
+          <w:szCs w:val="9"/>
+        </w:rPr>
+        <w:t>[INDIC</w:t>
+      </w:r>
+      <w:r>
+        <w:rPr>
+          <w:rFonts w:ascii="Roboto Mono SemiBold" w:hAnsi="Roboto Mono SemiBold" w:cs="Roboto Mono SemiBold" w:eastAsia="Roboto Mono SemiBold"/>
+          <w:b w:val="0"/>
+          <w:i/>
+          <w:color w:val="1565C0"/>
+          <w:spacing w:val="2"/>
+          <w:kern w:val="0"/>
+          <w:sz w:val="9"/>
+          <w:szCs w:val="9"/>
+        </w:rPr>
+        <w:t>A %]</w:t>
+      </w:r>
+    </w:p>
+    <w:p>
+      <w:pPr>
+        <w:framePr w:w="608" w:hRule="auto" w:wrap="none" w:vAnchor="page" w:hAnchor="page" w:x="3944" w:y="3697"/>
+        <w:spacing w:before="0" w:after="0" w:line="90" w:lineRule="exact"/>
+        <w:ind w:left="0" w:right="0" w:firstLine="0"/>
+        <w:jc w:val="left"/>
+      </w:pPr>
+      <w:r>
+        <w:rPr>
+          <w:rFonts w:ascii="Roboto Mono SemiBold" w:hAnsi="Roboto Mono SemiBold" w:cs="Roboto Mono SemiBold" w:eastAsia="Roboto Mono SemiBold"/>
+          <w:b w:val="0"/>
+          <w:i/>
+          <w:color w:val="1565C0"/>
+          <w:spacing w:val="3"/>
+          <w:kern w:val="0"/>
+          <w:sz w:val="9"/>
+          <w:szCs w:val="9"/>
+        </w:rPr>
+        <w:t>[SATIV</w:t>
+      </w:r>
+      <w:r>
+        <w:rPr>
+          <w:rFonts w:ascii="Roboto Mono SemiBold" w:hAnsi="Roboto Mono SemiBold" w:cs="Roboto Mono SemiBold" w:eastAsia="Roboto Mono SemiBold"/>
+          <w:b w:val="0"/>
+          <w:i/>
+          <w:color w:val="1565C0"/>
+          <w:spacing w:val="2"/>
+          <w:kern w:val="0"/>
+          <w:sz w:val="9"/>
+          <w:szCs w:val="9"/>
+        </w:rPr>
+        <w:t>A %]</w:t>
+      </w:r>
+    </w:p>
+    <w:p>
+      <w:pPr>
         <w:framePr w:w="579" w:hRule="auto" w:wrap="none" w:vAnchor="page" w:hAnchor="page" w:x="5604" w:y="4263"/>
         <w:spacing w:before="0" w:after="0" w:line="170" w:lineRule="exact"/>
         <w:ind w:left="0" w:right="0" w:firstLine="0"/>
@@ -120,7 +188,7 @@
     </w:p>
     <w:p>
       <w:pPr>
-        <w:framePr w:w="1136" w:hRule="auto" w:wrap="none" w:vAnchor="page" w:hAnchor="page" w:x="2690" w:y="15302"/>
+        <w:framePr w:w="872" w:hRule="auto" w:wrap="none" w:vAnchor="page" w:hAnchor="page" w:x="2827" w:y="15302"/>
         <w:spacing w:before="0" w:after="0" w:line="150" w:lineRule="exact"/>
         <w:ind w:left="0" w:right="0" w:firstLine="0"/>
         <w:jc w:val="left"/>
@@ -136,12 +204,12 @@
           <w:sz w:val="15"/>
           <w:szCs w:val="15"/>
         </w:rPr>
-        <w:t>[DD.MM.YYYY]</w:t>
+        <w:t>[QC DATE]</w:t>
       </w:r>
     </w:p>
     <w:p>
       <w:pPr>
-        <w:framePr w:w="1136" w:hRule="auto" w:wrap="none" w:vAnchor="page" w:hAnchor="page" w:x="8967" w:y="15302"/>
+        <w:framePr w:w="872" w:hRule="auto" w:wrap="none" w:vAnchor="page" w:hAnchor="page" w:x="9104" w:y="15302"/>
         <w:spacing w:before="0" w:after="0" w:line="150" w:lineRule="exact"/>
         <w:ind w:left="0" w:right="0" w:firstLine="0"/>
         <w:jc w:val="left"/>
@@ -157,7 +225,7 @@
           <w:sz w:val="15"/>
           <w:szCs w:val="15"/>
         </w:rPr>
-        <w:t>[DD.MM.YYYY]</w:t>
+        <w:t>[QA DATE]</w:t>
       </w:r>
     </w:p>
     <w:p>
@@ -1297,6 +1365,74 @@
     </w:p>
     <w:p>
       <w:pPr>
+        <w:framePr w:w="2083" w:hRule="auto" w:wrap="none" w:vAnchor="page" w:hAnchor="page" w:x="1772" w:y="15307"/>
+        <w:spacing w:before="0" w:after="0" w:line="130" w:lineRule="exact"/>
+        <w:ind w:left="0" w:right="0" w:firstLine="0"/>
+        <w:jc w:val="left"/>
+      </w:pPr>
+      <w:r>
+        <w:rPr>
+          <w:rFonts w:ascii="Montserrat" w:hAnsi="Montserrat" w:cs="Montserrat" w:eastAsia="Montserrat"/>
+          <w:b w:val="0"/>
+          <w:i w:val="0"/>
+          <w:color w:val="8C9BB0"/>
+          <w:spacing w:val="2"/>
+          <w:kern w:val="0"/>
+          <w:sz w:val="13"/>
+          <w:szCs w:val="13"/>
+        </w:rPr>
+        <w:t>D</w:t>
+      </w:r>
+      <w:r>
+        <w:rPr>
+          <w:rFonts w:ascii="Montserrat" w:hAnsi="Montserrat" w:cs="Montserrat" w:eastAsia="Montserrat"/>
+          <w:b w:val="0"/>
+          <w:i w:val="0"/>
+          <w:color w:val="8C9BB0"/>
+          <w:spacing w:val="1"/>
+          <w:kern w:val="0"/>
+          <w:sz w:val="13"/>
+          <w:szCs w:val="13"/>
+        </w:rPr>
+        <w:t>ATE · ДАТУМ</w:t>
+      </w:r>
+    </w:p>
+    <w:p>
+      <w:pPr>
+        <w:framePr w:w="2083" w:hRule="auto" w:wrap="none" w:vAnchor="page" w:hAnchor="page" w:x="8049" w:y="15307"/>
+        <w:spacing w:before="0" w:after="0" w:line="130" w:lineRule="exact"/>
+        <w:ind w:left="0" w:right="0" w:firstLine="0"/>
+        <w:jc w:val="left"/>
+      </w:pPr>
+      <w:r>
+        <w:rPr>
+          <w:rFonts w:ascii="Montserrat" w:hAnsi="Montserrat" w:cs="Montserrat" w:eastAsia="Montserrat"/>
+          <w:b w:val="0"/>
+          <w:i w:val="0"/>
+          <w:color w:val="8C9BB0"/>
+          <w:spacing w:val="2"/>
+          <w:kern w:val="0"/>
+          <w:sz w:val="13"/>
+          <w:szCs w:val="13"/>
+        </w:rPr>
+        <w:t>D</w:t>
+      </w:r>
+      <w:r>
+        <w:rPr>
+          <w:rFonts w:ascii="Montserrat" w:hAnsi="Montserrat" w:cs="Montserrat" w:eastAsia="Montserrat"/>
+          <w:b w:val="0"/>
+          <w:i w:val="0"/>
+          <w:color w:val="8C9BB0"/>
+          <w:spacing w:val="1"/>
+          <w:kern w:val="0"/>
+          <w:sz w:val="13"/>
+          <w:szCs w:val="13"/>
+        </w:rPr>
+        <w:t>ATE · ДАТУМ</w:t>
+      </w:r>
+    </w:p>
+    <w:p>
+      <w:pPr>
         <w:framePr w:w="2498" w:hRule="auto" w:wrap="none" w:vAnchor="page" w:hAnchor="page" w:x="5072" w:y="11351"/>
         <w:spacing w:before="0" w:after="0" w:line="130" w:lineRule="exact"/>
         <w:ind w:left="0" w:right="0" w:firstLine="0"/>
@@ -1399,74 +1535,6 @@
     </w:p>
     <w:p>
       <w:pPr>
-        <w:framePr w:w="2356" w:hRule="auto" w:wrap="none" w:vAnchor="page" w:hAnchor="page" w:x="1636" w:y="15307"/>
-        <w:spacing w:before="0" w:after="0" w:line="130" w:lineRule="exact"/>
-        <w:ind w:left="0" w:right="0" w:firstLine="0"/>
-        <w:jc w:val="left"/>
-      </w:pPr>
-      <w:r>
-        <w:rPr>
-          <w:rFonts w:ascii="Montserrat" w:hAnsi="Montserrat" w:cs="Montserrat" w:eastAsia="Montserrat"/>
-          <w:b w:val="0"/>
-          <w:i w:val="0"/>
-          <w:color w:val="8C9BB0"/>
-          <w:spacing w:val="2"/>
-          <w:kern w:val="0"/>
-          <w:sz w:val="13"/>
-          <w:szCs w:val="13"/>
-        </w:rPr>
-        <w:t>D</w:t>
-      </w:r>
-      <w:r>
-        <w:rPr>
-          <w:rFonts w:ascii="Montserrat" w:hAnsi="Montserrat" w:cs="Montserrat" w:eastAsia="Montserrat"/>
-          <w:b w:val="0"/>
-          <w:i w:val="0"/>
-          <w:color w:val="8C9BB0"/>
-          <w:spacing w:val="1"/>
-          <w:kern w:val="0"/>
-          <w:sz w:val="13"/>
-          <w:szCs w:val="13"/>
-        </w:rPr>
-        <w:t>ATE · ДАТУМ</w:t>
-      </w:r>
-    </w:p>
-    <w:p>
-      <w:pPr>
-        <w:framePr w:w="2356" w:hRule="auto" w:wrap="none" w:vAnchor="page" w:hAnchor="page" w:x="7913" w:y="15307"/>
-        <w:spacing w:before="0" w:after="0" w:line="130" w:lineRule="exact"/>
-        <w:ind w:left="0" w:right="0" w:firstLine="0"/>
-        <w:jc w:val="left"/>
-      </w:pPr>
-      <w:r>
-        <w:rPr>
-          <w:rFonts w:ascii="Montserrat" w:hAnsi="Montserrat" w:cs="Montserrat" w:eastAsia="Montserrat"/>
-          <w:b w:val="0"/>
-          <w:i w:val="0"/>
-          <w:color w:val="8C9BB0"/>
-          <w:spacing w:val="2"/>
-          <w:kern w:val="0"/>
-          <w:sz w:val="13"/>
-          <w:szCs w:val="13"/>
-        </w:rPr>
-        <w:t>D</w:t>
-      </w:r>
-      <w:r>
-        <w:rPr>
-          <w:rFonts w:ascii="Montserrat" w:hAnsi="Montserrat" w:cs="Montserrat" w:eastAsia="Montserrat"/>
-          <w:b w:val="0"/>
-          <w:i w:val="0"/>
-          <w:color w:val="8C9BB0"/>
-          <w:spacing w:val="1"/>
-          <w:kern w:val="0"/>
-          <w:sz w:val="13"/>
-          <w:szCs w:val="13"/>
-        </w:rPr>
-        <w:t>ATE · ДАТУМ</w:t>
-      </w:r>
-    </w:p>
-    <w:p>
-      <w:pPr>
         <w:framePr w:w="2498" w:hRule="auto" w:wrap="none" w:vAnchor="page" w:hAnchor="page" w:x="5072" w:y="9761"/>
         <w:spacing w:before="0" w:after="0" w:line="130" w:lineRule="exact"/>
         <w:ind w:left="0" w:right="0" w:firstLine="0"/>
@@ -4684,7 +4752,7 @@
     </w:p>
     <w:p>
       <w:pPr>
-        <w:framePr w:w="170" w:hRule="auto" w:wrap="none" w:vAnchor="page" w:hAnchor="page" w:x="3284" w:y="3922"/>
+        <w:framePr w:w="170" w:hRule="auto" w:wrap="none" w:vAnchor="page" w:hAnchor="page" w:x="3950" w:y="3922"/>
         <w:spacing w:before="0" w:after="0" w:line="110" w:lineRule="exact"/>
         <w:ind w:left="0" w:right="0" w:firstLine="0"/>
         <w:jc w:val="left"/>
@@ -4704,7 +4772,7 @@
     </w:p>
     <w:p>
       <w:pPr>
-        <w:framePr w:w="536" w:hRule="auto" w:wrap="none" w:vAnchor="page" w:hAnchor="page" w:x="3353" w:y="3909"/>
+        <w:framePr w:w="536" w:hRule="auto" w:wrap="none" w:vAnchor="page" w:hAnchor="page" w:x="4019" w:y="3909"/>
         <w:spacing w:before="0" w:after="0" w:line="110" w:lineRule="exact"/>
         <w:ind w:left="0" w:right="0" w:firstLine="0"/>
         <w:jc w:val="left"/>
@@ -4738,7 +4806,7 @@
     </w:p>
     <w:p>
       <w:pPr>
-        <w:framePr w:w="170" w:hRule="auto" w:wrap="none" w:vAnchor="page" w:hAnchor="page" w:x="7022" w:y="3697"/>
+        <w:framePr w:w="170" w:hRule="auto" w:wrap="none" w:vAnchor="page" w:hAnchor="page" w:x="7356" w:y="3697"/>
         <w:spacing w:before="0" w:after="0" w:line="110" w:lineRule="exact"/>
         <w:ind w:left="0" w:right="0" w:firstLine="0"/>
         <w:jc w:val="left"/>
@@ -4758,7 +4826,7 @@
     </w:p>
     <w:p>
       <w:pPr>
-        <w:framePr w:w="348" w:hRule="auto" w:wrap="none" w:vAnchor="page" w:hAnchor="page" w:x="7091" w:y="3684"/>
+        <w:framePr w:w="348" w:hRule="auto" w:wrap="none" w:vAnchor="page" w:hAnchor="page" w:x="7425" w:y="3684"/>
         <w:spacing w:before="0" w:after="0" w:line="110" w:lineRule="exact"/>
         <w:ind w:left="0" w:right="0" w:firstLine="0"/>
         <w:jc w:val="left"/>
@@ -4792,7 +4860,7 @@
     </w:p>
     <w:p>
       <w:pPr>
-        <w:framePr w:w="170" w:hRule="auto" w:wrap="none" w:vAnchor="page" w:hAnchor="page" w:x="7022" w:y="3907"/>
+        <w:framePr w:w="170" w:hRule="auto" w:wrap="none" w:vAnchor="page" w:hAnchor="page" w:x="7356" w:y="3907"/>
         <w:spacing w:before="0" w:after="0" w:line="110" w:lineRule="exact"/>
         <w:ind w:left="0" w:right="0" w:firstLine="0"/>
         <w:jc w:val="left"/>
@@ -4812,7 +4880,7 @@
     </w:p>
     <w:p>
       <w:pPr>
-        <w:framePr w:w="366" w:hRule="auto" w:wrap="none" w:vAnchor="page" w:hAnchor="page" w:x="7091" w:y="3894"/>
+        <w:framePr w:w="366" w:hRule="auto" w:wrap="none" w:vAnchor="page" w:hAnchor="page" w:x="7425" w:y="3894"/>
         <w:spacing w:before="0" w:after="0" w:line="110" w:lineRule="exact"/>
         <w:ind w:left="0" w:right="0" w:firstLine="0"/>
         <w:jc w:val="left"/>
@@ -5042,177 +5110,41 @@
     </w:p>
     <w:p>
       <w:pPr>
-        <w:framePr w:w="291" w:hRule="auto" w:wrap="none" w:vAnchor="page" w:hAnchor="page" w:x="2878" w:y="3712"/>
+        <w:framePr w:w="548" w:hRule="auto" w:wrap="none" w:vAnchor="page" w:hAnchor="page" w:x="3434" w:y="3684"/>
         <w:spacing w:before="0" w:after="0" w:line="90" w:lineRule="exact"/>
         <w:ind w:left="0" w:right="0" w:firstLine="0"/>
         <w:jc w:val="left"/>
       </w:pPr>
       <w:r>
         <w:rPr>
-          <w:rFonts w:ascii="Roboto Mono SemiBold" w:hAnsi="Roboto Mono SemiBold" w:cs="Roboto Mono SemiBold" w:eastAsia="Roboto Mono SemiBold"/>
-          <w:b w:val="0"/>
-          <w:i/>
-          <w:color w:val="FFFFFF"/>
-          <w:spacing w:val="3"/>
+          <w:rFonts w:ascii="Montserrat" w:hAnsi="Montserrat" w:cs="Montserrat" w:eastAsia="Montserrat"/>
+          <w:b/>
+          <w:i w:val="0"/>
+          <w:color w:val="93A6B8"/>
+          <w:spacing w:val="11"/>
           <w:kern w:val="0"/>
           <w:sz w:val="9"/>
           <w:szCs w:val="9"/>
         </w:rPr>
-        <w:t>[N</w:t>
-      </w:r>
-      <w:r>
-        <w:rPr>
-          <w:rFonts w:ascii="Roboto Mono SemiBold" w:hAnsi="Roboto Mono SemiBold" w:cs="Roboto Mono SemiBold" w:eastAsia="Roboto Mono SemiBold"/>
-          <w:b w:val="0"/>
-          <w:i/>
-          <w:color w:val="FFFFFF"/>
-          <w:spacing w:val="2"/>
+        <w:t xml:space="preserve"> : SAT</w:t>
+      </w:r>
+      <w:r>
+        <w:rPr>
+          <w:rFonts w:ascii="Montserrat" w:hAnsi="Montserrat" w:cs="Montserrat" w:eastAsia="Montserrat"/>
+          <w:b/>
+          <w:i w:val="0"/>
+          <w:color w:val="93A6B8"/>
+          <w:spacing w:val="10"/>
           <w:kern w:val="0"/>
           <w:sz w:val="9"/>
           <w:szCs w:val="9"/>
         </w:rPr>
-        <w:t>N]</w:t>
+        <w:t>IVA</w:t>
       </w:r>
     </w:p>
     <w:p>
       <w:pPr>
-        <w:framePr w:w="291" w:hRule="auto" w:wrap="none" w:vAnchor="page" w:hAnchor="page" w:x="2878" w:y="3697"/>
-        <w:spacing w:before="0" w:after="0" w:line="90" w:lineRule="exact"/>
-        <w:ind w:left="0" w:right="0" w:firstLine="0"/>
-        <w:jc w:val="left"/>
-      </w:pPr>
-      <w:r>
-        <w:rPr>
-          <w:rFonts w:ascii="Roboto Mono SemiBold" w:hAnsi="Roboto Mono SemiBold" w:cs="Roboto Mono SemiBold" w:eastAsia="Roboto Mono SemiBold"/>
-          <w:b w:val="0"/>
-          <w:i/>
-          <w:color w:val="1565C0"/>
-          <w:spacing w:val="3"/>
-          <w:kern w:val="0"/>
-          <w:sz w:val="9"/>
-          <w:szCs w:val="9"/>
-        </w:rPr>
-        <w:t>[N</w:t>
-      </w:r>
-      <w:r>
-        <w:rPr>
-          <w:rFonts w:ascii="Roboto Mono SemiBold" w:hAnsi="Roboto Mono SemiBold" w:cs="Roboto Mono SemiBold" w:eastAsia="Roboto Mono SemiBold"/>
-          <w:b w:val="0"/>
-          <w:i/>
-          <w:color w:val="1565C0"/>
-          <w:spacing w:val="2"/>
-          <w:kern w:val="0"/>
-          <w:sz w:val="9"/>
-          <w:szCs w:val="9"/>
-        </w:rPr>
-        <w:t>N]</w:t>
-      </w:r>
-    </w:p>
-    <w:p>
-      <w:pPr>
-        <w:framePr w:w="548" w:hRule="auto" w:wrap="none" w:vAnchor="page" w:hAnchor="page" w:x="3100" w:y="3684"/>
-        <w:spacing w:before="0" w:after="0" w:line="90" w:lineRule="exact"/>
-        <w:ind w:left="0" w:right="0" w:firstLine="0"/>
-        <w:jc w:val="left"/>
-      </w:pPr>
-      <w:r>
-        <w:rPr>
-          <w:rFonts w:ascii="Montserrat" w:hAnsi="Montserrat" w:cs="Montserrat" w:eastAsia="Montserrat"/>
-          <w:b/>
-          <w:i w:val="0"/>
-          <w:color w:val="93A6B8"/>
-          <w:spacing w:val="11"/>
-          <w:kern w:val="0"/>
-          <w:sz w:val="9"/>
-          <w:szCs w:val="9"/>
-        </w:rPr>
-        <w:t xml:space="preserve"> : SAT</w:t>
-      </w:r>
-      <w:r>
-        <w:rPr>
-          <w:rFonts w:ascii="Montserrat" w:hAnsi="Montserrat" w:cs="Montserrat" w:eastAsia="Montserrat"/>
-          <w:b/>
-          <w:i w:val="0"/>
-          <w:color w:val="93A6B8"/>
-          <w:spacing w:val="10"/>
-          <w:kern w:val="0"/>
-          <w:sz w:val="9"/>
-          <w:szCs w:val="9"/>
-        </w:rPr>
-        <w:t>IVA</w:t>
-      </w:r>
-    </w:p>
-    <w:p>
-      <w:pPr>
-        <w:framePr w:w="291" w:hRule="auto" w:wrap="none" w:vAnchor="page" w:hAnchor="page" w:x="3611" w:y="3712"/>
-        <w:spacing w:before="0" w:after="0" w:line="90" w:lineRule="exact"/>
-        <w:ind w:left="0" w:right="0" w:firstLine="0"/>
-        <w:jc w:val="left"/>
-      </w:pPr>
-      <w:r>
-        <w:rPr>
-          <w:rFonts w:ascii="Roboto Mono SemiBold" w:hAnsi="Roboto Mono SemiBold" w:cs="Roboto Mono SemiBold" w:eastAsia="Roboto Mono SemiBold"/>
-          <w:b w:val="0"/>
-          <w:i/>
-          <w:color w:val="FFFFFF"/>
-          <w:spacing w:val="3"/>
-          <w:kern w:val="0"/>
-          <w:sz w:val="9"/>
-          <w:szCs w:val="9"/>
-        </w:rPr>
-        <w:t>[N</w:t>
-      </w:r>
-      <w:r>
-        <w:rPr>
-          <w:rFonts w:ascii="Roboto Mono SemiBold" w:hAnsi="Roboto Mono SemiBold" w:cs="Roboto Mono SemiBold" w:eastAsia="Roboto Mono SemiBold"/>
-          <w:b w:val="0"/>
-          <w:i/>
-          <w:color w:val="FFFFFF"/>
-          <w:spacing w:val="2"/>
-          <w:kern w:val="0"/>
-          <w:sz w:val="9"/>
-          <w:szCs w:val="9"/>
-        </w:rPr>
-        <w:t>N]</w:t>
-      </w:r>
-    </w:p>
-    <w:p>
-      <w:pPr>
-        <w:framePr w:w="291" w:hRule="auto" w:wrap="none" w:vAnchor="page" w:hAnchor="page" w:x="3611" w:y="3697"/>
-        <w:spacing w:before="0" w:after="0" w:line="90" w:lineRule="exact"/>
-        <w:ind w:left="0" w:right="0" w:firstLine="0"/>
-        <w:jc w:val="left"/>
-      </w:pPr>
-      <w:r>
-        <w:rPr>
-          <w:rFonts w:ascii="Roboto Mono SemiBold" w:hAnsi="Roboto Mono SemiBold" w:cs="Roboto Mono SemiBold" w:eastAsia="Roboto Mono SemiBold"/>
-          <w:b w:val="0"/>
-          <w:i/>
-          <w:color w:val="1565C0"/>
-          <w:spacing w:val="3"/>
-          <w:kern w:val="0"/>
-          <w:sz w:val="9"/>
-          <w:szCs w:val="9"/>
-        </w:rPr>
-        <w:t>[N</w:t>
-      </w:r>
-      <w:r>
-        <w:rPr>
-          <w:rFonts w:ascii="Roboto Mono SemiBold" w:hAnsi="Roboto Mono SemiBold" w:cs="Roboto Mono SemiBold" w:eastAsia="Roboto Mono SemiBold"/>
-          <w:b w:val="0"/>
-          <w:i/>
-          <w:color w:val="1565C0"/>
-          <w:spacing w:val="2"/>
-          <w:kern w:val="0"/>
-          <w:sz w:val="9"/>
-          <w:szCs w:val="9"/>
-        </w:rPr>
-        <w:t>N]</w:t>
-      </w:r>
-    </w:p>
-    <w:p>
-      <w:pPr>
-        <w:framePr w:w="1043" w:hRule="auto" w:wrap="none" w:vAnchor="page" w:hAnchor="page" w:x="5640" w:y="3750"/>
+        <w:framePr w:w="1043" w:hRule="auto" w:wrap="none" w:vAnchor="page" w:hAnchor="page" w:x="5973" w:y="3750"/>
         <w:spacing w:before="0" w:after="0" w:line="130" w:lineRule="exact"/>
         <w:ind w:left="0" w:right="0" w:firstLine="0"/>
         <w:jc w:val="left"/>
@@ -5246,7 +5178,7 @@
     </w:p>
     <w:p>
       <w:pPr>
-        <w:framePr w:w="682" w:hRule="auto" w:wrap="none" w:vAnchor="page" w:hAnchor="page" w:x="5640" w:y="3870"/>
+        <w:framePr w:w="682" w:hRule="auto" w:wrap="none" w:vAnchor="page" w:hAnchor="page" w:x="5973" w:y="3870"/>
         <w:spacing w:before="0" w:after="0" w:line="110" w:lineRule="exact"/>
         <w:ind w:left="0" w:right="0" w:firstLine="0"/>
         <w:jc w:val="left"/>
